--- a/Отчёты по лабораторным/Шерстеникин_отчет_по_5_лабороторной_работе_Python.docx
+++ b/Отчёты по лабораторным/Шерстеникин_отчет_по_5_лабороторной_работе_Python.docx
@@ -373,8 +373,10 @@
           <w:sz w:val="28"/>
           <w:szCs w:val="28"/>
         </w:rPr>
-        <w:t>2</w:t>
-      </w:r>
+        <w:t>3</w:t>
+      </w:r>
+      <w:bookmarkStart w:id="0" w:name="_GoBack"/>
+      <w:bookmarkEnd w:id="0"/>
       <w:r>
         <w:rPr>
           <w:rFonts w:ascii="Calibri" w:eastAsia="Calibri" w:hAnsi="Calibri" w:cs="Calibri"/>
@@ -2402,6 +2404,7 @@
           <w:rFonts w:ascii="Courier New" w:eastAsia="Times New Roman" w:hAnsi="Courier New" w:cs="Courier New"/>
           <w:sz w:val="24"/>
           <w:szCs w:val="20"/>
+          <w:lang w:val="en-US"/>
         </w:rPr>
         <w:br/>
         <w:t xml:space="preserve">    </w:t>
@@ -6815,6 +6818,7 @@
       <w:r>
         <w:rPr>
           <w:rFonts w:ascii="Times New Roman" w:eastAsia="Times New Roman" w:hAnsi="Times New Roman" w:cs="Times New Roman"/>
+          <w:noProof/>
           <w:color w:val="1C1E21"/>
           <w:sz w:val="28"/>
           <w:szCs w:val="28"/>
@@ -6871,10 +6875,10 @@
       <w:r>
         <w:rPr>
           <w:rFonts w:ascii="Times New Roman" w:eastAsia="Times New Roman" w:hAnsi="Times New Roman" w:cs="Times New Roman"/>
+          <w:noProof/>
           <w:color w:val="1C1E21"/>
           <w:sz w:val="28"/>
           <w:szCs w:val="28"/>
-          <w:lang w:val="en-US"/>
         </w:rPr>
         <w:lastRenderedPageBreak/>
         <w:drawing>
@@ -6929,10 +6933,10 @@
       <w:r>
         <w:rPr>
           <w:rFonts w:ascii="Times New Roman" w:eastAsia="Times New Roman" w:hAnsi="Times New Roman" w:cs="Times New Roman"/>
+          <w:noProof/>
           <w:color w:val="1C1E21"/>
           <w:sz w:val="28"/>
           <w:szCs w:val="28"/>
-          <w:lang w:val="en-US"/>
         </w:rPr>
         <w:drawing>
           <wp:inline distT="0" distB="0" distL="0" distR="0" wp14:anchorId="4B4C24AF" wp14:editId="69163EF9">
@@ -6970,8 +6974,6 @@
           </wp:inline>
         </w:drawing>
       </w:r>
-      <w:bookmarkStart w:id="0" w:name="_GoBack"/>
-      <w:bookmarkEnd w:id="0"/>
     </w:p>
     <w:sectPr>
       <w:pgSz w:w="11906" w:h="16838"/>
@@ -11334,7 +11336,7 @@
 </file>
 
 <file path=customXml/itemProps1.xml><?xml version="1.0" encoding="utf-8"?>
-<ds:datastoreItem xmlns:ds="http://schemas.openxmlformats.org/officeDocument/2006/customXml" ds:itemID="{CF50CAE6-984C-4516-B4A1-242E13B71078}">
+<ds:datastoreItem xmlns:ds="http://schemas.openxmlformats.org/officeDocument/2006/customXml" ds:itemID="{CBEB1327-E16D-4681-B92D-ED09263EE2BF}">
   <ds:schemaRefs>
     <ds:schemaRef ds:uri="http://schemas.openxmlformats.org/officeDocument/2006/bibliography"/>
   </ds:schemaRefs>
